--- a/modelos_usuario/09_PROCEDENCIA_ADULTO_RETARDO_MENTAL.docx
+++ b/modelos_usuario/09_PROCEDENCIA_ADULTO_RETARDO_MENTAL.docx
@@ -4,17 +4,6 @@
   <w:body>
     <w:p>
       <w:pPr>
-        <w:ind w:firstLine="2268"/>
-        <w:jc w:val="both"/>
-        <w:rPr>
-          <w:rFonts w:eastAsia="Arial Unicode MS"/>
-          <w:sz w:val="24"/>
-          <w:szCs w:val="24"/>
-        </w:rPr>
-      </w:pPr>
-    </w:p>
-    <w:p>
-      <w:pPr>
         <w:pStyle w:val="Corpodetexto2"/>
         <w:spacing w:line="360" w:lineRule="auto"/>
         <w:ind w:firstLine="1418"/>
@@ -360,75 +349,11 @@
       </w:pPr>
       <w:r>
         <w:rPr>
-          <w:rFonts w:ascii="Arial" w:hAnsi="Arial" w:cs="Arial"/>
-          <w:bCs/>
-          <w:sz w:val="24"/>
-          <w:szCs w:val="24"/>
-        </w:rPr>
-        <w:t xml:space="preserve">O relato do assistente social revela situação de vulnerabilidade social. O registro fotográfico acostado ao estudo socioeconômico comprova que </w:t>
-      </w:r>
-      <w:r>
-        <w:rPr>
-          <w:rFonts w:ascii="Arial" w:hAnsi="Arial" w:cs="Arial"/>
-          <w:bCs/>
-          <w:sz w:val="24"/>
-          <w:szCs w:val="24"/>
-        </w:rPr>
-        <w:t>a parte</w:t>
-      </w:r>
-      <w:r>
-        <w:rPr>
-          <w:rFonts w:ascii="Arial" w:hAnsi="Arial" w:cs="Arial"/>
-          <w:bCs/>
-          <w:sz w:val="24"/>
-          <w:szCs w:val="24"/>
-        </w:rPr>
-        <w:t xml:space="preserve"> autor</w:t>
-      </w:r>
-      <w:r>
-        <w:rPr>
-          <w:rFonts w:ascii="Arial" w:hAnsi="Arial" w:cs="Arial"/>
-          <w:bCs/>
-          <w:sz w:val="24"/>
-          <w:szCs w:val="24"/>
-        </w:rPr>
-        <w:t>a</w:t>
-      </w:r>
-      <w:r>
-        <w:rPr>
-          <w:rFonts w:ascii="Arial" w:hAnsi="Arial" w:cs="Arial"/>
-          <w:bCs/>
-          <w:sz w:val="24"/>
-          <w:szCs w:val="24"/>
-        </w:rPr>
-        <w:t xml:space="preserve"> vive em condições que refletem o perfil dos beneficiários de amparo assistencial. As despesas relatadas também denotam o padrão de consumo de baixa renda, inclusive com alimentação</w:t>
-      </w:r>
-      <w:r>
-        <w:rPr>
-          <w:rFonts w:ascii="Arial" w:hAnsi="Arial" w:cs="Arial"/>
-          <w:bCs/>
-          <w:sz w:val="24"/>
-          <w:szCs w:val="24"/>
-        </w:rPr>
-        <w:t>. A residência da parte autora é simples, localizada em bairro humilde, e a renda per capita</w:t>
-      </w:r>
-      <w:r>
-        <w:rPr>
-          <w:rFonts w:ascii="Arial" w:hAnsi="Arial" w:cs="Arial"/>
-          <w:bCs/>
-          <w:sz w:val="24"/>
-          <w:szCs w:val="24"/>
-        </w:rPr>
-        <w:t xml:space="preserve"> familiar</w:t>
-      </w:r>
-      <w:r>
-        <w:rPr>
-          <w:rFonts w:ascii="Arial" w:hAnsi="Arial" w:cs="Arial"/>
-          <w:bCs/>
-          <w:sz w:val="24"/>
-          <w:szCs w:val="24"/>
-        </w:rPr>
-        <w:t xml:space="preserve"> é inferior a ½ salário mínimo. Por todos os elementos descritos no laudo socioeconômico, considera-se preenchido o requisito relativo à vulnerabilidade socioeconômica. </w:t>
+          <w:rFonts w:ascii="Arial" w:hAnsi="Arial"/>
+          <w:sz w:val="24"/>
+          <w:highlight w:val="yellow"/>
+        </w:rPr>
+        <w:t>O relato do assistente social revela situação de vulnerabilidade social. O registro fotográfico acostado ao estudo socioeconômico comprova que a parte autora vive em condições que refletem o perfil dos beneficiários de amparo assistencial. As despesas relatadas também denotam o padrão de consumo de baixa renda, inclusive com alimentação. A residência da parte autora é simples, localizada em bairro humilde, e a renda per capita familiar é inferior a ½ salário mínimo. Por todos os elementos descritos no laudo socioeconômico, considera-se preenchido o requisito relativo à vulnerabilidade socioeconômica.</w:t>
       </w:r>
     </w:p>
     <w:p>
@@ -456,7 +381,6 @@
           <w:sz w:val="24"/>
           <w:szCs w:val="24"/>
         </w:rPr>
-        <w:lastRenderedPageBreak/>
         <w:t>Isso posto</w:t>
       </w:r>
       <w:proofErr w:type="gramEnd"/>
@@ -983,7 +907,7 @@
                 <w:szCs w:val="24"/>
                 <w:highlight w:val="yellow"/>
               </w:rPr>
-              <w:t>7</w:t>
+              <w:t>8</w:t>
             </w:r>
             <w:r>
               <w:rPr>
@@ -1134,31 +1058,15 @@
           <w:sz w:val="24"/>
           <w:szCs w:val="24"/>
         </w:rPr>
-        <w:t>Sobre os valores atrasados incidiram juros e correção monetária</w:t>
-      </w:r>
-      <w:r>
-        <w:rPr>
-          <w:rFonts w:ascii="Arial" w:hAnsi="Arial" w:cs="Arial"/>
-          <w:sz w:val="24"/>
-          <w:szCs w:val="24"/>
-        </w:rPr>
-        <w:t>,</w:t>
-      </w:r>
-      <w:r>
-        <w:rPr>
-          <w:rFonts w:ascii="Arial" w:hAnsi="Arial" w:cs="Arial"/>
-          <w:sz w:val="24"/>
-          <w:szCs w:val="24"/>
-        </w:rPr>
-        <w:t xml:space="preserve"> </w:t>
-      </w:r>
-      <w:r>
-        <w:rPr>
-          <w:rFonts w:ascii="Arial" w:hAnsi="Arial" w:cs="Arial"/>
-          <w:sz w:val="24"/>
-          <w:szCs w:val="24"/>
-        </w:rPr>
-        <w:t>conforme os índices previstos no Manual de Cálculos da Justiça Federal.</w:t>
+        <w:t>Juros e correção monetária nos termos do</w:t>
+      </w:r>
+      <w:r>
+        <w:rPr>
+          <w:rFonts w:ascii="Arial" w:hAnsi="Arial" w:cs="Arial"/>
+          <w:sz w:val="24"/>
+          <w:szCs w:val="24"/>
+        </w:rPr>
+        <w:t xml:space="preserve"> Manual de Cálculos da Justiça Federal.</w:t>
       </w:r>
     </w:p>
     <w:p>
@@ -1354,38 +1262,16 @@
         <w:jc w:val="both"/>
         <w:rPr>
           <w:rFonts w:ascii="Arial" w:hAnsi="Arial" w:cs="Arial"/>
-          <w:iCs/>
-          <w:sz w:val="24"/>
-          <w:szCs w:val="24"/>
-        </w:rPr>
-      </w:pPr>
-      <w:r>
-        <w:rPr>
-          <w:rFonts w:ascii="Arial" w:hAnsi="Arial" w:cs="Arial"/>
-          <w:sz w:val="24"/>
-          <w:szCs w:val="24"/>
-        </w:rPr>
-        <w:lastRenderedPageBreak/>
+        </w:rPr>
+      </w:pPr>
+      <w:r>
+        <w:rPr>
+          <w:rFonts w:ascii="Arial" w:hAnsi="Arial" w:cs="Arial"/>
+          <w:sz w:val="24"/>
+          <w:szCs w:val="24"/>
+        </w:rPr>
         <w:t>Publique-se. Registre-se. Intimem-se.</w:t>
       </w:r>
-    </w:p>
-    <w:p>
-      <w:pPr>
-        <w:ind w:firstLine="2268"/>
-        <w:jc w:val="both"/>
-        <w:rPr>
-          <w:rFonts w:ascii="Arial" w:eastAsia="Arial Unicode MS" w:hAnsi="Arial" w:cs="Arial"/>
-          <w:sz w:val="24"/>
-          <w:szCs w:val="24"/>
-        </w:rPr>
-      </w:pPr>
-    </w:p>
-    <w:p>
-      <w:pPr>
-        <w:rPr>
-          <w:rFonts w:ascii="Arial" w:hAnsi="Arial" w:cs="Arial"/>
-        </w:rPr>
-      </w:pPr>
     </w:p>
     <w:p>
       <w:pPr>
